--- a/docs/sme-transformation-TOE-fit.docx
+++ b/docs/sme-transformation-TOE-fit.docx
@@ -212,7 +212,7 @@
               <w:pStyle w:val="Compact"/>
             </w:pPr>
             <w:r>
-              <w:t xml:space="preserve">Dong-Yeol Jeong, Tae Hee Na — Korea Polytechnic University</w:t>
+              <w:t xml:space="preserve">Dong-Yeol Jeong, Tae Hee Na — Korea University of Technology and Education</w:t>
             </w:r>
           </w:p>
         </w:tc>
